--- a/deliveries/2026-09-04/AutoBridge_Daily_2026-09-04/01_Vehicle_Pages/VEH_20260904_02_BYD_QinL_DMi.docx
+++ b/deliveries/2026-09-04/AutoBridge_Daily_2026-09-04/01_Vehicle_Pages/VEH_20260904_02_BYD_QinL_DMi.docx
@@ -113,7 +113,7 @@
         <w:t>Internal Link Suggestions</w:t>
       </w:r>
       <w:r>
-        <w:t>: /guides/ev-battery-shipping-imdg-42-24/ ; /guides/chinese-vehicle-emission-fuel-compatibility/ ; /guides/export-vehicle-document-package/</w:t>
+        <w:t>: /guides/ev-shipping-un3556-imdg-compliance/ ; /guides/emission-fuel-compatibility-china-vehicles/ ; /guides/export-vehicle-document-package/</w:t>
       </w:r>
     </w:p>
     <w:p>
@@ -1660,10 +1660,10 @@
         <w:rPr>
           <w:b/>
         </w:rPr>
-        <w:t>Author / reviewer</w:t>
+        <w:t>Author</w:t>
       </w:r>
       <w:r>
-        <w:t>: [AutoBridge Export Sourcing Team](/authors/) · method per our [Editorial Policy](/editorial-policy/)</w:t>
+        <w:t>: AutoBridge Export Editorial Team · [Sourcing Team](/authors/) · method per our [Editorial Policy](/editorial-policy/)</w:t>
       </w:r>
     </w:p>
     <w:p>
@@ -1677,7 +1677,16 @@
         <w:t>Last reviewed</w:t>
       </w:r>
       <w:r>
-        <w:t>: 2026-09-04</w:t>
+        <w:t xml:space="preserve">: 2026-09-04 · </w:t>
+      </w:r>
+      <w:r>
+        <w:rPr>
+          <w:b/>
+        </w:rPr>
+        <w:t>Fact sheet version</w:t>
+      </w:r>
+      <w:r>
+        <w:t>: v1.1-2026-09-04</w:t>
       </w:r>
     </w:p>
     <w:p>
@@ -1706,6 +1715,20 @@
       </w:r>
       <w:r>
         <w:t>: Two-database cross-check; battery versions separated; manufacturer claims labelled</w:t>
+      </w:r>
+    </w:p>
+    <w:p>
+      <w:pPr>
+        <w:pStyle w:val="ListBullet"/>
+      </w:pPr>
+      <w:r>
+        <w:rPr>
+          <w:b/>
+        </w:rPr>
+        <w:t>Transparency</w:t>
+      </w:r>
+      <w:r>
+        <w:t>: AI_ASSISTED=true · HUMAN_REVIEWED=false · evidence.first_hand=false · PUBLISH_APPROVED=false</w:t>
       </w:r>
     </w:p>
     <w:p>

--- a/deliveries/2026-09-04/AutoBridge_Daily_2026-09-04/01_Vehicle_Pages/VEH_20260904_02_BYD_QinL_DMi.docx
+++ b/deliveries/2026-09-04/AutoBridge_Daily_2026-09-04/01_Vehicle_Pages/VEH_20260904_02_BYD_QinL_DMi.docx
@@ -4,7 +4,7 @@
   <w:body>
     <w:p>
       <w:pPr>
-        <w:pStyle w:val="Title"/>
+        <w:pStyle w:val="Heading1"/>
       </w:pPr>
       <w:r>
         <w:t>BYD Qin L DM-i (秦L DM-i): Fifth-Generation PHEV Saloon — China Specs for Exporters</w:t>
@@ -12,7 +12,7 @@
     </w:p>
     <w:p>
       <w:pPr>
-        <w:pStyle w:val="Heading1"/>
+        <w:pStyle w:val="Heading2"/>
       </w:pPr>
       <w:r>
         <w:t>SEO Metadata</w:t>
@@ -146,7 +146,7 @@
     </w:p>
     <w:p>
       <w:pPr>
-        <w:pStyle w:val="Heading1"/>
+        <w:pStyle w:val="Heading2"/>
       </w:pPr>
       <w:r>
         <w:t>Buyer Context: Read It as a PHEV, Not an EV and Not a Conventional Hybrid</w:t>
@@ -177,7 +177,7 @@
     </w:p>
     <w:p>
       <w:pPr>
-        <w:pStyle w:val="Heading1"/>
+        <w:pStyle w:val="Heading2"/>
       </w:pPr>
       <w:r>
         <w:t>PHEV Powertrain: Engine + Motor + Operating Mode</w:t>
@@ -185,7 +185,7 @@
     </w:p>
     <w:tbl>
       <w:tblPr>
-        <w:tblStyle w:val="TableGrid"/>
+        <w:tblStyle w:val="LightGrid-Accent1"/>
         <w:tblW w:type="auto" w:w="0"/>
         <w:tblLook w:firstColumn="1" w:firstRow="1" w:lastColumn="0" w:lastRow="0" w:noHBand="0" w:noVBand="1" w:val="04A0"/>
       </w:tblPr>
@@ -197,20 +197,9 @@
         <w:tc>
           <w:tcPr>
             <w:tcW w:type="dxa" w:w="4320"/>
-            <w:shd w:val="clear" w:fill="EAF0F6"/>
           </w:tcPr>
           <w:p>
             <w:r>
-              <w:rPr>
-                <w:b/>
-                <w:sz w:val="20"/>
-              </w:rPr>
-            </w:r>
-            <w:r>
-              <w:rPr>
-                <w:b/>
-                <w:sz w:val="20"/>
-              </w:rPr>
               <w:t>Item</w:t>
             </w:r>
           </w:p>
@@ -218,20 +207,9 @@
         <w:tc>
           <w:tcPr>
             <w:tcW w:type="dxa" w:w="4320"/>
-            <w:shd w:val="clear" w:fill="EAF0F6"/>
           </w:tcPr>
           <w:p>
             <w:r>
-              <w:rPr>
-                <w:b/>
-                <w:sz w:val="20"/>
-              </w:rPr>
-            </w:r>
-            <w:r>
-              <w:rPr>
-                <w:b/>
-                <w:sz w:val="20"/>
-              </w:rPr>
               <w:t>Qin L DM-i (China reference)</w:t>
             </w:r>
           </w:p>
@@ -244,14 +222,6 @@
           </w:tcPr>
           <w:p>
             <w:r>
-              <w:rPr>
-                <w:sz w:val="20"/>
-              </w:rPr>
-            </w:r>
-            <w:r>
-              <w:rPr>
-                <w:sz w:val="20"/>
-              </w:rPr>
               <w:t>Energy type</w:t>
             </w:r>
           </w:p>
@@ -262,14 +232,6 @@
           </w:tcPr>
           <w:p>
             <w:r>
-              <w:rPr>
-                <w:sz w:val="20"/>
-              </w:rPr>
-            </w:r>
-            <w:r>
-              <w:rPr>
-                <w:sz w:val="20"/>
-              </w:rPr>
               <w:t>Plug-in hybrid (PHEV), fifth-gen DM</w:t>
             </w:r>
           </w:p>
@@ -282,14 +244,6 @@
           </w:tcPr>
           <w:p>
             <w:r>
-              <w:rPr>
-                <w:sz w:val="20"/>
-              </w:rPr>
-            </w:r>
-            <w:r>
-              <w:rPr>
-                <w:sz w:val="20"/>
-              </w:rPr>
               <w:t>Engine</w:t>
             </w:r>
           </w:p>
@@ -300,14 +254,6 @@
           </w:tcPr>
           <w:p>
             <w:r>
-              <w:rPr>
-                <w:sz w:val="20"/>
-              </w:rPr>
-            </w:r>
-            <w:r>
-              <w:rPr>
-                <w:sz w:val="20"/>
-              </w:rPr>
               <w:t>1.5 L dedicated hybrid petrol engine</w:t>
             </w:r>
           </w:p>
@@ -320,14 +266,6 @@
           </w:tcPr>
           <w:p>
             <w:r>
-              <w:rPr>
-                <w:sz w:val="20"/>
-              </w:rPr>
-            </w:r>
-            <w:r>
-              <w:rPr>
-                <w:sz w:val="20"/>
-              </w:rPr>
               <w:t>Transmission</w:t>
             </w:r>
           </w:p>
@@ -338,14 +276,6 @@
           </w:tcPr>
           <w:p>
             <w:r>
-              <w:rPr>
-                <w:sz w:val="20"/>
-              </w:rPr>
-            </w:r>
-            <w:r>
-              <w:rPr>
-                <w:sz w:val="20"/>
-              </w:rPr>
               <w:t>E-CVT (single-speed DHT, DM super-hybrid)</w:t>
             </w:r>
           </w:p>
@@ -358,14 +288,6 @@
           </w:tcPr>
           <w:p>
             <w:r>
-              <w:rPr>
-                <w:sz w:val="20"/>
-              </w:rPr>
-            </w:r>
-            <w:r>
-              <w:rPr>
-                <w:sz w:val="20"/>
-              </w:rPr>
               <w:t>Battery</w:t>
             </w:r>
           </w:p>
@@ -376,20 +298,11 @@
           </w:tcPr>
           <w:p>
             <w:r>
-              <w:rPr>
-                <w:sz w:val="20"/>
-              </w:rPr>
-            </w:r>
-            <w:r>
-              <w:rPr>
-                <w:sz w:val="20"/>
-              </w:rPr>
               <w:t xml:space="preserve">LFP </w:t>
             </w:r>
             <w:r>
               <w:rPr>
                 <w:b/>
-                <w:sz w:val="20"/>
               </w:rPr>
               <w:t>Blade battery</w:t>
             </w:r>
@@ -403,14 +316,6 @@
           </w:tcPr>
           <w:p>
             <w:r>
-              <w:rPr>
-                <w:sz w:val="20"/>
-              </w:rPr>
-            </w:r>
-            <w:r>
-              <w:rPr>
-                <w:sz w:val="20"/>
-              </w:rPr>
               <w:t>Battery capacity</w:t>
             </w:r>
           </w:p>
@@ -422,20 +327,11 @@
           <w:p>
             <w:r>
               <w:rPr>
-                <w:sz w:val="20"/>
-              </w:rPr>
-            </w:r>
-            <w:r>
-              <w:rPr>
                 <w:b/>
-                <w:sz w:val="20"/>
               </w:rPr>
               <w:t>10.08 kWh (80 km) / 15.87 kWh (120 km)</w:t>
             </w:r>
             <w:r>
-              <w:rPr>
-                <w:sz w:val="20"/>
-              </w:rPr>
               <w:t xml:space="preserve"> — version-specific</w:t>
             </w:r>
           </w:p>
@@ -448,14 +344,6 @@
           </w:tcPr>
           <w:p>
             <w:r>
-              <w:rPr>
-                <w:sz w:val="20"/>
-              </w:rPr>
-            </w:r>
-            <w:r>
-              <w:rPr>
-                <w:sz w:val="20"/>
-              </w:rPr>
               <w:t>Electric range (CLTC)</w:t>
             </w:r>
           </w:p>
@@ -467,13 +355,7 @@
           <w:p>
             <w:r>
               <w:rPr>
-                <w:sz w:val="20"/>
-              </w:rPr>
-            </w:r>
-            <w:r>
-              <w:rPr>
                 <w:b/>
-                <w:sz w:val="20"/>
               </w:rPr>
               <w:t>80 km / 120 km</w:t>
             </w:r>
@@ -487,14 +369,6 @@
           </w:tcPr>
           <w:p>
             <w:r>
-              <w:rPr>
-                <w:sz w:val="20"/>
-              </w:rPr>
-            </w:r>
-            <w:r>
-              <w:rPr>
-                <w:sz w:val="20"/>
-              </w:rPr>
               <w:t>Test cycle</w:t>
             </w:r>
           </w:p>
@@ -506,20 +380,11 @@
           <w:p>
             <w:r>
               <w:rPr>
-                <w:sz w:val="20"/>
-              </w:rPr>
-            </w:r>
-            <w:r>
-              <w:rPr>
                 <w:b/>
-                <w:sz w:val="20"/>
               </w:rPr>
               <w:t>CLTC</w:t>
             </w:r>
             <w:r>
-              <w:rPr>
-                <w:sz w:val="20"/>
-              </w:rPr>
               <w:t xml:space="preserve"> (not WLTP/NEDC — never quote a CLTC figure under another cycle)</w:t>
             </w:r>
           </w:p>
@@ -532,14 +397,6 @@
           </w:tcPr>
           <w:p>
             <w:r>
-              <w:rPr>
-                <w:sz w:val="20"/>
-              </w:rPr>
-            </w:r>
-            <w:r>
-              <w:rPr>
-                <w:sz w:val="20"/>
-              </w:rPr>
               <w:t>Fast charging</w:t>
             </w:r>
           </w:p>
@@ -550,14 +407,6 @@
           </w:tcPr>
           <w:p>
             <w:r>
-              <w:rPr>
-                <w:sz w:val="20"/>
-              </w:rPr>
-            </w:r>
-            <w:r>
-              <w:rPr>
-                <w:sz w:val="20"/>
-              </w:rPr>
               <w:t>about 0.42 h for 30–80% on the 120 km car (single-source; confirm per OEM)</w:t>
             </w:r>
           </w:p>
@@ -570,14 +419,6 @@
           </w:tcPr>
           <w:p>
             <w:r>
-              <w:rPr>
-                <w:sz w:val="20"/>
-              </w:rPr>
-            </w:r>
-            <w:r>
-              <w:rPr>
-                <w:sz w:val="20"/>
-              </w:rPr>
               <w:t>Curb weight (representative)</w:t>
             </w:r>
           </w:p>
@@ -588,14 +429,6 @@
           </w:tcPr>
           <w:p>
             <w:r>
-              <w:rPr>
-                <w:sz w:val="20"/>
-              </w:rPr>
-            </w:r>
-            <w:r>
-              <w:rPr>
-                <w:sz w:val="20"/>
-              </w:rPr>
               <w:t>1775 kg</w:t>
             </w:r>
           </w:p>
@@ -608,14 +441,6 @@
           </w:tcPr>
           <w:p>
             <w:r>
-              <w:rPr>
-                <w:sz w:val="20"/>
-              </w:rPr>
-            </w:r>
-            <w:r>
-              <w:rPr>
-                <w:sz w:val="20"/>
-              </w:rPr>
               <w:t>Fuel tank</w:t>
             </w:r>
           </w:p>
@@ -626,20 +451,13 @@
           </w:tcPr>
           <w:p>
             <w:r>
-              <w:rPr>
-                <w:sz w:val="20"/>
-              </w:rPr>
-            </w:r>
-            <w:r>
-              <w:rPr>
-                <w:sz w:val="20"/>
-              </w:rPr>
               <w:t>65 L</w:t>
             </w:r>
           </w:p>
         </w:tc>
       </w:tr>
     </w:tbl>
+    <w:p/>
     <w:p>
       <w:r>
         <w:t xml:space="preserve">A PHEV buyer needs four answers in order: </w:t>
@@ -656,7 +474,7 @@
     </w:p>
     <w:p>
       <w:pPr>
-        <w:pStyle w:val="Heading1"/>
+        <w:pStyle w:val="Heading2"/>
       </w:pPr>
       <w:r>
         <w:t>The Range Claim — Keep the Manufacturer Label Attached</w:t>
@@ -707,7 +525,7 @@
     </w:p>
     <w:p>
       <w:pPr>
-        <w:pStyle w:val="Heading1"/>
+        <w:pStyle w:val="Heading2"/>
       </w:pPr>
       <w:r>
         <w:t>Body and Cabin</w:t>
@@ -760,7 +578,7 @@
     </w:p>
     <w:p>
       <w:pPr>
-        <w:pStyle w:val="Heading1"/>
+        <w:pStyle w:val="Heading2"/>
       </w:pPr>
       <w:r>
         <w:t>Version Differences That Must Not Be Blended</w:t>
@@ -798,10 +616,18 @@
     </w:p>
     <w:p>
       <w:pPr>
-        <w:pStyle w:val="Heading1"/>
+        <w:pStyle w:val="Heading2"/>
       </w:pPr>
       <w:r>
         <w:t>Overseas Buyer Verification Before Payment</w:t>
+      </w:r>
+    </w:p>
+    <w:p>
+      <w:pPr>
+        <w:pStyle w:val="ListBullet"/>
+      </w:pPr>
+      <w:r>
+        <w:t>The DM-i transaxle position determines the driven wheels — verify the layout on the VIN build sheet/certificate instead of treating front drive as implied by the hybrid system.</w:t>
       </w:r>
     </w:p>
     <w:p>
@@ -876,7 +702,7 @@
     </w:p>
     <w:p>
       <w:pPr>
-        <w:pStyle w:val="Heading1"/>
+        <w:pStyle w:val="Heading2"/>
       </w:pPr>
       <w:r>
         <w:t>Request a Current Export Quotation</w:t>
@@ -907,7 +733,7 @@
     </w:p>
     <w:p>
       <w:pPr>
-        <w:pStyle w:val="Heading1"/>
+        <w:pStyle w:val="Heading2"/>
       </w:pPr>
       <w:r>
         <w:t>Frequently Asked Questions</w:t>
@@ -921,8 +747,10 @@
         <w:t>What is the difference between the Qin L DM-i 80 and 120?</w:t>
       </w:r>
       <w:r>
-        <w:t xml:space="preserve"> Battery capacity (10.08 vs 15.87 kWh) and CLTC electric range (80 vs 120 km), plus equipment steps — specify the version on the order. </w:t>
+        <w:t xml:space="preserve"> Battery capacity (10.08 vs 15.87 kWh) and CLTC electric range (80 vs 120 km), plus equipment steps — specify the version on the order.</w:t>
       </w:r>
+    </w:p>
+    <w:p>
       <w:r>
         <w:rPr>
           <w:b/>
@@ -930,8 +758,10 @@
         <w:t>Is the 2100 km range a tested figure?</w:t>
       </w:r>
       <w:r>
-        <w:t xml:space="preserve"> No; it is a manufacturer-claimed full-tank-plus-full-charge figure and must be labelled as such. </w:t>
+        <w:t xml:space="preserve"> No; it is a manufacturer-claimed full-tank-plus-full-charge figure and must be labelled as such.</w:t>
       </w:r>
+    </w:p>
+    <w:p>
       <w:r>
         <w:rPr>
           <w:b/>
@@ -939,8 +769,10 @@
         <w:t>Which test cycle is used?</w:t>
       </w:r>
       <w:r>
-        <w:t xml:space="preserve"> The Chinese figures are CLTC; do not present them as WLTP or NEDC. </w:t>
+        <w:t xml:space="preserve"> The Chinese figures are CLTC; do not present them as WLTP or NEDC.</w:t>
       </w:r>
+    </w:p>
+    <w:p>
       <w:r>
         <w:rPr>
           <w:b/>
@@ -953,7 +785,255 @@
     </w:p>
     <w:p>
       <w:pPr>
-        <w:pStyle w:val="Heading1"/>
+        <w:pStyle w:val="Heading2"/>
+      </w:pPr>
+      <w:r>
+        <w:t>Image Record</w:t>
+      </w:r>
+    </w:p>
+    <w:p>
+      <w:pPr>
+        <w:pStyle w:val="ListBullet"/>
+      </w:pPr>
+      <w:r>
+        <w:t>IMAGE_ASSET_PATH: none secured in repository</w:t>
+      </w:r>
+    </w:p>
+    <w:p>
+      <w:pPr>
+        <w:pStyle w:val="ListBullet"/>
+      </w:pPr>
+      <w:r>
+        <w:t>ORIGINAL_IMAGE_URL: not captured</w:t>
+      </w:r>
+    </w:p>
+    <w:p>
+      <w:pPr>
+        <w:pStyle w:val="ListBullet"/>
+      </w:pPr>
+      <w:r>
+        <w:t>SOURCE_PAGE: not captured</w:t>
+      </w:r>
+    </w:p>
+    <w:p>
+      <w:pPr>
+        <w:pStyle w:val="ListBullet"/>
+      </w:pPr>
+      <w:r>
+        <w:t>RIGHTS_HOLDER: unconfirmed</w:t>
+      </w:r>
+    </w:p>
+    <w:p>
+      <w:pPr>
+        <w:pStyle w:val="ListBullet"/>
+      </w:pPr>
+      <w:r>
+        <w:t>LICENSE: none secured — no third-party image may be published until rights are cleared</w:t>
+      </w:r>
+    </w:p>
+    <w:p>
+      <w:pPr>
+        <w:pStyle w:val="ListBullet"/>
+      </w:pPr>
+      <w:r>
+        <w:t>CHECKED_DATE: 2026-09-05</w:t>
+      </w:r>
+    </w:p>
+    <w:p>
+      <w:pPr>
+        <w:pStyle w:val="ListBullet"/>
+      </w:pPr>
+      <w:r>
+        <w:t>MODEL_TOPIC_MATCH: must match the exact model/version (or the guide topic) and reference market above</w:t>
+      </w:r>
+    </w:p>
+    <w:p>
+      <w:pPr>
+        <w:pStyle w:val="ListBullet"/>
+      </w:pPr>
+      <w:r>
+        <w:t>IMAGE_RIGHTS_STATUS: FAIL (no licensed asset captured; a placeholder or “retain old image” note is not accepted)</w:t>
+      </w:r>
+    </w:p>
+    <w:p>
+      <w:pPr>
+        <w:pStyle w:val="ListBullet"/>
+      </w:pPr>
+      <w:r>
+        <w:t>ALT by language:</w:t>
+      </w:r>
+    </w:p>
+    <w:p>
+      <w:pPr>
+        <w:pStyle w:val="ListBullet"/>
+      </w:pPr>
+      <w:r>
+        <w:rPr>
+          <w:b/>
+        </w:rPr>
+        <w:t>EN</w:t>
+      </w:r>
+      <w:r>
+        <w:t>: AutoBridge export-buyer reference — BYD Qin L DM-i, plug-in hybrid vehicle / sedan</w:t>
+      </w:r>
+    </w:p>
+    <w:p>
+      <w:pPr>
+        <w:pStyle w:val="ListBullet"/>
+      </w:pPr>
+      <w:r>
+        <w:rPr>
+          <w:b/>
+        </w:rPr>
+        <w:t>FR</w:t>
+      </w:r>
+      <w:r>
+        <w:t>: Référence AutoBridge pour acheteurs export — BYD Qin L DM-i, véhicule hybride rechargeable / berline</w:t>
+      </w:r>
+    </w:p>
+    <w:p>
+      <w:pPr>
+        <w:pStyle w:val="ListBullet"/>
+      </w:pPr>
+      <w:r>
+        <w:rPr>
+          <w:b/>
+        </w:rPr>
+        <w:t>DE</w:t>
+      </w:r>
+      <w:r>
+        <w:t>: AutoBridge-Referenz für Exportkäufer — BYD Qin L DM-i, Plug-in-Hybridfahrzeug / Limousine</w:t>
+      </w:r>
+    </w:p>
+    <w:p>
+      <w:pPr>
+        <w:pStyle w:val="ListBullet"/>
+      </w:pPr>
+      <w:r>
+        <w:rPr>
+          <w:b/>
+        </w:rPr>
+        <w:t>ES</w:t>
+      </w:r>
+      <w:r>
+        <w:t>: Referencia AutoBridge para compradores de exportación — BYD Qin L DM-i, vehículo híbrido enchufable / berlina</w:t>
+      </w:r>
+    </w:p>
+    <w:p>
+      <w:pPr>
+        <w:pStyle w:val="ListBullet"/>
+      </w:pPr>
+      <w:r>
+        <w:rPr>
+          <w:b/>
+        </w:rPr>
+        <w:t>PT</w:t>
+      </w:r>
+      <w:r>
+        <w:t>: Referência AutoBridge para compradores de exportação — BYD Qin L DM-i, veículo híbrido plug-in / sedã</w:t>
+      </w:r>
+    </w:p>
+    <w:p>
+      <w:pPr>
+        <w:pStyle w:val="ListBullet"/>
+      </w:pPr>
+      <w:r>
+        <w:rPr>
+          <w:b/>
+        </w:rPr>
+        <w:t>JA</w:t>
+      </w:r>
+      <w:r>
+        <w:t>: AutoBridge 輸出バイヤー向けリファレンス｜BYD Qin L DM-i, プラグインハイブリッド車 / セダン</w:t>
+      </w:r>
+    </w:p>
+    <w:p>
+      <w:pPr>
+        <w:pStyle w:val="ListBullet"/>
+      </w:pPr>
+      <w:r>
+        <w:rPr>
+          <w:b/>
+        </w:rPr>
+        <w:t>KO</w:t>
+      </w:r>
+      <w:r>
+        <w:t>: AutoBridge 수출 바이어 참고 자료｜BYD Qin L DM-i, 플러그인 하이브리드 차량 / 세단</w:t>
+      </w:r>
+    </w:p>
+    <w:p>
+      <w:pPr>
+        <w:pStyle w:val="ListBullet"/>
+      </w:pPr>
+      <w:r>
+        <w:rPr>
+          <w:b/>
+        </w:rPr>
+        <w:t>VI</w:t>
+      </w:r>
+      <w:r>
+        <w:t>: Tài liệu tham khảo AutoBridge cho người mua xuất khẩu — BYD Qin L DM-i, xe hybrid sạc ngoài / sedan</w:t>
+      </w:r>
+    </w:p>
+    <w:p>
+      <w:pPr>
+        <w:pStyle w:val="ListBullet"/>
+      </w:pPr>
+      <w:r>
+        <w:rPr>
+          <w:b/>
+        </w:rPr>
+        <w:t>TH</w:t>
+      </w:r>
+      <w:r>
+        <w:t>: เอกสารอ้างอิง AutoBridge สำหรับผู้ซื้อเพื่อการส่งออก — BYD Qin L DM-i, รถปลั๊กอินไฮบริด / รถเก๋งซีดาน</w:t>
+      </w:r>
+    </w:p>
+    <w:p>
+      <w:pPr>
+        <w:pStyle w:val="ListBullet"/>
+      </w:pPr>
+      <w:r>
+        <w:rPr>
+          <w:b/>
+        </w:rPr>
+        <w:t>ID</w:t>
+      </w:r>
+      <w:r>
+        <w:t>: Referensi AutoBridge untuk pembeli ekspor — BYD Qin L DM-i, kendaraan hybrid plug-in / sedan</w:t>
+      </w:r>
+    </w:p>
+    <w:p>
+      <w:pPr>
+        <w:pStyle w:val="ListBullet"/>
+      </w:pPr>
+      <w:r>
+        <w:rPr>
+          <w:b/>
+        </w:rPr>
+        <w:t>AR</w:t>
+      </w:r>
+      <w:r>
+        <w:t>: مرجع AutoBridge لمشتري التصدير — BYD Qin L DM-i, مركبة هجينة قابلة للشحن / سيدان</w:t>
+      </w:r>
+    </w:p>
+    <w:p>
+      <w:pPr>
+        <w:pStyle w:val="ListBullet"/>
+      </w:pPr>
+      <w:r>
+        <w:rPr>
+          <w:b/>
+        </w:rPr>
+        <w:t>ZH</w:t>
+      </w:r>
+      <w:r>
+        <w:t>: AutoBridge 出口采购参考｜BYD Qin L DM-i, 插电混动车 / 轿车</w:t>
+      </w:r>
+    </w:p>
+    <w:p>
+      <w:pPr>
+        <w:pStyle w:val="Heading2"/>
       </w:pPr>
       <w:r>
         <w:t>Sources &amp; Verification</w:t>
@@ -961,7 +1041,7 @@
     </w:p>
     <w:tbl>
       <w:tblPr>
-        <w:tblStyle w:val="TableGrid"/>
+        <w:tblStyle w:val="LightGrid-Accent1"/>
         <w:tblW w:type="auto" w:w="0"/>
         <w:tblLook w:firstColumn="1" w:firstRow="1" w:lastColumn="0" w:lastRow="0" w:noHBand="0" w:noVBand="1" w:val="04A0"/>
       </w:tblPr>
@@ -978,20 +1058,9 @@
         <w:tc>
           <w:tcPr>
             <w:tcW w:type="dxa" w:w="1234"/>
-            <w:shd w:val="clear" w:fill="EAF0F6"/>
           </w:tcPr>
           <w:p>
             <w:r>
-              <w:rPr>
-                <w:b/>
-                <w:sz w:val="20"/>
-              </w:rPr>
-            </w:r>
-            <w:r>
-              <w:rPr>
-                <w:b/>
-                <w:sz w:val="20"/>
-              </w:rPr>
               <w:t>Source title</w:t>
             </w:r>
           </w:p>
@@ -999,20 +1068,9 @@
         <w:tc>
           <w:tcPr>
             <w:tcW w:type="dxa" w:w="1234"/>
-            <w:shd w:val="clear" w:fill="EAF0F6"/>
           </w:tcPr>
           <w:p>
             <w:r>
-              <w:rPr>
-                <w:b/>
-                <w:sz w:val="20"/>
-              </w:rPr>
-            </w:r>
-            <w:r>
-              <w:rPr>
-                <w:b/>
-                <w:sz w:val="20"/>
-              </w:rPr>
               <w:t>Organization</w:t>
             </w:r>
           </w:p>
@@ -1020,20 +1078,9 @@
         <w:tc>
           <w:tcPr>
             <w:tcW w:type="dxa" w:w="1234"/>
-            <w:shd w:val="clear" w:fill="EAF0F6"/>
           </w:tcPr>
           <w:p>
             <w:r>
-              <w:rPr>
-                <w:b/>
-                <w:sz w:val="20"/>
-              </w:rPr>
-            </w:r>
-            <w:r>
-              <w:rPr>
-                <w:b/>
-                <w:sz w:val="20"/>
-              </w:rPr>
               <w:t>Market</w:t>
             </w:r>
           </w:p>
@@ -1041,20 +1088,9 @@
         <w:tc>
           <w:tcPr>
             <w:tcW w:type="dxa" w:w="1234"/>
-            <w:shd w:val="clear" w:fill="EAF0F6"/>
           </w:tcPr>
           <w:p>
             <w:r>
-              <w:rPr>
-                <w:b/>
-                <w:sz w:val="20"/>
-              </w:rPr>
-            </w:r>
-            <w:r>
-              <w:rPr>
-                <w:b/>
-                <w:sz w:val="20"/>
-              </w:rPr>
               <w:t>URL</w:t>
             </w:r>
           </w:p>
@@ -1062,20 +1098,9 @@
         <w:tc>
           <w:tcPr>
             <w:tcW w:type="dxa" w:w="1234"/>
-            <w:shd w:val="clear" w:fill="EAF0F6"/>
           </w:tcPr>
           <w:p>
             <w:r>
-              <w:rPr>
-                <w:b/>
-                <w:sz w:val="20"/>
-              </w:rPr>
-            </w:r>
-            <w:r>
-              <w:rPr>
-                <w:b/>
-                <w:sz w:val="20"/>
-              </w:rPr>
               <w:t>Checked</w:t>
             </w:r>
           </w:p>
@@ -1083,20 +1108,9 @@
         <w:tc>
           <w:tcPr>
             <w:tcW w:type="dxa" w:w="1234"/>
-            <w:shd w:val="clear" w:fill="EAF0F6"/>
           </w:tcPr>
           <w:p>
             <w:r>
-              <w:rPr>
-                <w:b/>
-                <w:sz w:val="20"/>
-              </w:rPr>
-            </w:r>
-            <w:r>
-              <w:rPr>
-                <w:b/>
-                <w:sz w:val="20"/>
-              </w:rPr>
               <w:t>Confidence</w:t>
             </w:r>
           </w:p>
@@ -1104,20 +1118,9 @@
         <w:tc>
           <w:tcPr>
             <w:tcW w:type="dxa" w:w="1234"/>
-            <w:shd w:val="clear" w:fill="EAF0F6"/>
           </w:tcPr>
           <w:p>
             <w:r>
-              <w:rPr>
-                <w:b/>
-                <w:sz w:val="20"/>
-              </w:rPr>
-            </w:r>
-            <w:r>
-              <w:rPr>
-                <w:b/>
-                <w:sz w:val="20"/>
-              </w:rPr>
               <w:t>Supported facts</w:t>
             </w:r>
           </w:p>
@@ -1130,14 +1133,6 @@
           </w:tcPr>
           <w:p>
             <w:r>
-              <w:rPr>
-                <w:sz w:val="20"/>
-              </w:rPr>
-            </w:r>
-            <w:r>
-              <w:rPr>
-                <w:sz w:val="20"/>
-              </w:rPr>
               <w:t>Qin L DM parameter master table</w:t>
             </w:r>
           </w:p>
@@ -1148,14 +1143,6 @@
           </w:tcPr>
           <w:p>
             <w:r>
-              <w:rPr>
-                <w:sz w:val="20"/>
-              </w:rPr>
-            </w:r>
-            <w:r>
-              <w:rPr>
-                <w:sz w:val="20"/>
-              </w:rPr>
               <w:t>Dongchedi database</w:t>
             </w:r>
           </w:p>
@@ -1166,14 +1153,6 @@
           </w:tcPr>
           <w:p>
             <w:r>
-              <w:rPr>
-                <w:sz w:val="20"/>
-              </w:rPr>
-            </w:r>
-            <w:r>
-              <w:rPr>
-                <w:sz w:val="20"/>
-              </w:rPr>
               <w:t>CN</w:t>
             </w:r>
           </w:p>
@@ -1184,14 +1163,6 @@
           </w:tcPr>
           <w:p>
             <w:r>
-              <w:rPr>
-                <w:sz w:val="20"/>
-              </w:rPr>
-            </w:r>
-            <w:r>
-              <w:rPr>
-                <w:sz w:val="20"/>
-              </w:rPr>
               <w:t>https://m.dongchedi.com/auto/params-carIds-x-9796</w:t>
             </w:r>
           </w:p>
@@ -1202,14 +1173,6 @@
           </w:tcPr>
           <w:p>
             <w:r>
-              <w:rPr>
-                <w:sz w:val="20"/>
-              </w:rPr>
-            </w:r>
-            <w:r>
-              <w:rPr>
-                <w:sz w:val="20"/>
-              </w:rPr>
               <w:t>2026-09-04</w:t>
             </w:r>
           </w:p>
@@ -1220,14 +1183,6 @@
           </w:tcPr>
           <w:p>
             <w:r>
-              <w:rPr>
-                <w:sz w:val="20"/>
-              </w:rPr>
-            </w:r>
-            <w:r>
-              <w:rPr>
-                <w:sz w:val="20"/>
-              </w:rPr>
               <w:t>CROSS_CHECKED</w:t>
             </w:r>
           </w:p>
@@ -1238,14 +1193,6 @@
           </w:tcPr>
           <w:p>
             <w:r>
-              <w:rPr>
-                <w:sz w:val="20"/>
-              </w:rPr>
-            </w:r>
-            <w:r>
-              <w:rPr>
-                <w:sz w:val="20"/>
-              </w:rPr>
               <w:t>Dimensions, wheelbase, battery, DHT, weight, tank</w:t>
             </w:r>
           </w:p>
@@ -1258,14 +1205,6 @@
           </w:tcPr>
           <w:p>
             <w:r>
-              <w:rPr>
-                <w:sz w:val="20"/>
-              </w:rPr>
-            </w:r>
-            <w:r>
-              <w:rPr>
-                <w:sz w:val="20"/>
-              </w:rPr>
               <w:t>Qin L DM configuration</w:t>
             </w:r>
           </w:p>
@@ -1276,14 +1215,6 @@
           </w:tcPr>
           <w:p>
             <w:r>
-              <w:rPr>
-                <w:sz w:val="20"/>
-              </w:rPr>
-            </w:r>
-            <w:r>
-              <w:rPr>
-                <w:sz w:val="20"/>
-              </w:rPr>
               <w:t>Sohu Auto database</w:t>
             </w:r>
           </w:p>
@@ -1294,14 +1225,6 @@
           </w:tcPr>
           <w:p>
             <w:r>
-              <w:rPr>
-                <w:sz w:val="20"/>
-              </w:rPr>
-            </w:r>
-            <w:r>
-              <w:rPr>
-                <w:sz w:val="20"/>
-              </w:rPr>
               <w:t>CN</w:t>
             </w:r>
           </w:p>
@@ -1312,14 +1235,6 @@
           </w:tcPr>
           <w:p>
             <w:r>
-              <w:rPr>
-                <w:sz w:val="20"/>
-              </w:rPr>
-            </w:r>
-            <w:r>
-              <w:rPr>
-                <w:sz w:val="20"/>
-              </w:rPr>
               <w:t>https://db.m.auto.sohu.com/model_7361/config?sliding=1&amp;selectedTrimId=176155</w:t>
             </w:r>
           </w:p>
@@ -1330,14 +1245,6 @@
           </w:tcPr>
           <w:p>
             <w:r>
-              <w:rPr>
-                <w:sz w:val="20"/>
-              </w:rPr>
-            </w:r>
-            <w:r>
-              <w:rPr>
-                <w:sz w:val="20"/>
-              </w:rPr>
               <w:t>2026-09-04</w:t>
             </w:r>
           </w:p>
@@ -1348,14 +1255,6 @@
           </w:tcPr>
           <w:p>
             <w:r>
-              <w:rPr>
-                <w:sz w:val="20"/>
-              </w:rPr>
-            </w:r>
-            <w:r>
-              <w:rPr>
-                <w:sz w:val="20"/>
-              </w:rPr>
               <w:t>CROSS_CHECKED</w:t>
             </w:r>
           </w:p>
@@ -1366,14 +1265,6 @@
           </w:tcPr>
           <w:p>
             <w:r>
-              <w:rPr>
-                <w:sz w:val="20"/>
-              </w:rPr>
-            </w:r>
-            <w:r>
-              <w:rPr>
-                <w:sz w:val="20"/>
-              </w:rPr>
               <w:t>Dimensions, CLTC range</w:t>
             </w:r>
           </w:p>
@@ -1386,14 +1277,6 @@
           </w:tcPr>
           <w:p>
             <w:r>
-              <w:rPr>
-                <w:sz w:val="20"/>
-              </w:rPr>
-            </w:r>
-            <w:r>
-              <w:rPr>
-                <w:sz w:val="20"/>
-              </w:rPr>
               <w:t>Qin L DM-i 2024 120km Leading trim</w:t>
             </w:r>
           </w:p>
@@ -1404,14 +1287,6 @@
           </w:tcPr>
           <w:p>
             <w:r>
-              <w:rPr>
-                <w:sz w:val="20"/>
-              </w:rPr>
-            </w:r>
-            <w:r>
-              <w:rPr>
-                <w:sz w:val="20"/>
-              </w:rPr>
               <w:t>Sohu Auto database</w:t>
             </w:r>
           </w:p>
@@ -1422,14 +1297,6 @@
           </w:tcPr>
           <w:p>
             <w:r>
-              <w:rPr>
-                <w:sz w:val="20"/>
-              </w:rPr>
-            </w:r>
-            <w:r>
-              <w:rPr>
-                <w:sz w:val="20"/>
-              </w:rPr>
               <w:t>CN</w:t>
             </w:r>
           </w:p>
@@ -1440,14 +1307,6 @@
           </w:tcPr>
           <w:p>
             <w:r>
-              <w:rPr>
-                <w:sz w:val="20"/>
-              </w:rPr>
-            </w:r>
-            <w:r>
-              <w:rPr>
-                <w:sz w:val="20"/>
-              </w:rPr>
               <w:t>https://db.m.auto.sohu.com/trim_173018</w:t>
             </w:r>
           </w:p>
@@ -1458,14 +1317,6 @@
           </w:tcPr>
           <w:p>
             <w:r>
-              <w:rPr>
-                <w:sz w:val="20"/>
-              </w:rPr>
-            </w:r>
-            <w:r>
-              <w:rPr>
-                <w:sz w:val="20"/>
-              </w:rPr>
               <w:t>2026-09-04</w:t>
             </w:r>
           </w:p>
@@ -1476,14 +1327,6 @@
           </w:tcPr>
           <w:p>
             <w:r>
-              <w:rPr>
-                <w:sz w:val="20"/>
-              </w:rPr>
-            </w:r>
-            <w:r>
-              <w:rPr>
-                <w:sz w:val="20"/>
-              </w:rPr>
               <w:t>CROSS_CHECKED</w:t>
             </w:r>
           </w:p>
@@ -1494,14 +1337,6 @@
           </w:tcPr>
           <w:p>
             <w:r>
-              <w:rPr>
-                <w:sz w:val="20"/>
-              </w:rPr>
-            </w:r>
-            <w:r>
-              <w:rPr>
-                <w:sz w:val="20"/>
-              </w:rPr>
               <w:t>120 km CLTC, domestic price reference</w:t>
             </w:r>
           </w:p>
@@ -1514,14 +1349,6 @@
           </w:tcPr>
           <w:p>
             <w:r>
-              <w:rPr>
-                <w:sz w:val="20"/>
-              </w:rPr>
-            </w:r>
-            <w:r>
-              <w:rPr>
-                <w:sz w:val="20"/>
-              </w:rPr>
               <w:t>Fifth-gen DM range &amp; fuel-use analysis</w:t>
             </w:r>
           </w:p>
@@ -1532,14 +1359,6 @@
           </w:tcPr>
           <w:p>
             <w:r>
-              <w:rPr>
-                <w:sz w:val="20"/>
-              </w:rPr>
-            </w:r>
-            <w:r>
-              <w:rPr>
-                <w:sz w:val="20"/>
-              </w:rPr>
               <w:t>Autohome·Chejiahao</w:t>
             </w:r>
           </w:p>
@@ -1550,14 +1369,6 @@
           </w:tcPr>
           <w:p>
             <w:r>
-              <w:rPr>
-                <w:sz w:val="20"/>
-              </w:rPr>
-            </w:r>
-            <w:r>
-              <w:rPr>
-                <w:sz w:val="20"/>
-              </w:rPr>
               <w:t>CN</w:t>
             </w:r>
           </w:p>
@@ -1568,14 +1379,6 @@
           </w:tcPr>
           <w:p>
             <w:r>
-              <w:rPr>
-                <w:sz w:val="20"/>
-              </w:rPr>
-            </w:r>
-            <w:r>
-              <w:rPr>
-                <w:sz w:val="20"/>
-              </w:rPr>
               <w:t>https://chejiahao.m.autohome.com.cn/info/18596386?</w:t>
             </w:r>
           </w:p>
@@ -1586,14 +1389,6 @@
           </w:tcPr>
           <w:p>
             <w:r>
-              <w:rPr>
-                <w:sz w:val="20"/>
-              </w:rPr>
-            </w:r>
-            <w:r>
-              <w:rPr>
-                <w:sz w:val="20"/>
-              </w:rPr>
               <w:t>2026-09-04</w:t>
             </w:r>
           </w:p>
@@ -1604,14 +1399,6 @@
           </w:tcPr>
           <w:p>
             <w:r>
-              <w:rPr>
-                <w:sz w:val="20"/>
-              </w:rPr>
-            </w:r>
-            <w:r>
-              <w:rPr>
-                <w:sz w:val="20"/>
-              </w:rPr>
               <w:t>SINGLE_SOURCE</w:t>
             </w:r>
           </w:p>
@@ -1622,31 +1409,453 @@
           </w:tcPr>
           <w:p>
             <w:r>
-              <w:rPr>
-                <w:sz w:val="20"/>
-              </w:rPr>
-            </w:r>
-            <w:r>
-              <w:rPr>
-                <w:sz w:val="20"/>
-              </w:rPr>
               <w:t>Dedicated engine, fast-charge time, claimed combined range</w:t>
             </w:r>
           </w:p>
         </w:tc>
       </w:tr>
+      <w:tr>
+        <w:tc>
+          <w:tcPr>
+            <w:tcW w:type="dxa" w:w="1234"/>
+          </w:tcPr>
+          <w:p>
+            <w:r>
+              <w:t>Road motor-vehicle manufacturers &amp; products catalog — public query system</w:t>
+            </w:r>
+          </w:p>
+        </w:tc>
+        <w:tc>
+          <w:tcPr>
+            <w:tcW w:type="dxa" w:w="1234"/>
+          </w:tcPr>
+          <w:p>
+            <w:r>
+              <w:t>MIIT, China Ministry of Industry and Information Technology</w:t>
+            </w:r>
+          </w:p>
+        </w:tc>
+        <w:tc>
+          <w:tcPr>
+            <w:tcW w:type="dxa" w:w="1234"/>
+          </w:tcPr>
+          <w:p>
+            <w:r>
+              <w:t>CN</w:t>
+            </w:r>
+          </w:p>
+        </w:tc>
+        <w:tc>
+          <w:tcPr>
+            <w:tcW w:type="dxa" w:w="1234"/>
+          </w:tcPr>
+          <w:p>
+            <w:r>
+              <w:t>https://service.miit-eidc.org.cn/miitxxgk/gonggao_xxgk/index_ggcp.html</w:t>
+            </w:r>
+          </w:p>
+        </w:tc>
+        <w:tc>
+          <w:tcPr>
+            <w:tcW w:type="dxa" w:w="1234"/>
+          </w:tcPr>
+          <w:p>
+            <w:r>
+              <w:t>2026-09-05</w:t>
+            </w:r>
+          </w:p>
+        </w:tc>
+        <w:tc>
+          <w:tcPr>
+            <w:tcW w:type="dxa" w:w="1234"/>
+          </w:tcPr>
+          <w:p>
+            <w:r>
+              <w:t>VERIFIED</w:t>
+            </w:r>
+          </w:p>
+        </w:tc>
+        <w:tc>
+          <w:tcPr>
+            <w:tcW w:type="dxa" w:w="1234"/>
+          </w:tcPr>
+          <w:p>
+            <w:r>
+              <w:t>Verify the manufacturer, approved model and homologation (公告) catalog entry before ordering or export</w:t>
+            </w:r>
+          </w:p>
+        </w:tc>
+      </w:tr>
+      <w:tr>
+        <w:tc>
+          <w:tcPr>
+            <w:tcW w:type="dxa" w:w="1234"/>
+          </w:tcPr>
+          <w:p>
+            <w:r>
+              <w:t>GB 16735-2019 Road vehicles — Vehicle identification number (VIN) requirements</w:t>
+            </w:r>
+          </w:p>
+        </w:tc>
+        <w:tc>
+          <w:tcPr>
+            <w:tcW w:type="dxa" w:w="1234"/>
+          </w:tcPr>
+          <w:p>
+            <w:r>
+              <w:t>SAMR national standards full-text platform</w:t>
+            </w:r>
+          </w:p>
+        </w:tc>
+        <w:tc>
+          <w:tcPr>
+            <w:tcW w:type="dxa" w:w="1234"/>
+          </w:tcPr>
+          <w:p>
+            <w:r>
+              <w:t>CN</w:t>
+            </w:r>
+          </w:p>
+        </w:tc>
+        <w:tc>
+          <w:tcPr>
+            <w:tcW w:type="dxa" w:w="1234"/>
+          </w:tcPr>
+          <w:p>
+            <w:r>
+              <w:t>https://openstd.samr.gov.cn/bzgk/std/newGbInfo?hcno=E2EBF667F8C032B1EDFD6DF9C1114E02</w:t>
+            </w:r>
+          </w:p>
+        </w:tc>
+        <w:tc>
+          <w:tcPr>
+            <w:tcW w:type="dxa" w:w="1234"/>
+          </w:tcPr>
+          <w:p>
+            <w:r>
+              <w:t>2026-09-05</w:t>
+            </w:r>
+          </w:p>
+        </w:tc>
+        <w:tc>
+          <w:tcPr>
+            <w:tcW w:type="dxa" w:w="1234"/>
+          </w:tcPr>
+          <w:p>
+            <w:r>
+              <w:t>VERIFIED</w:t>
+            </w:r>
+          </w:p>
+        </w:tc>
+        <w:tc>
+          <w:tcPr>
+            <w:tcW w:type="dxa" w:w="1234"/>
+          </w:tcPr>
+          <w:p>
+            <w:r>
+              <w:t>VIN structure and nameplate data fields used in the buyer's VIN/nameplate verification</w:t>
+            </w:r>
+          </w:p>
+        </w:tc>
+      </w:tr>
+      <w:tr>
+        <w:tc>
+          <w:tcPr>
+            <w:tcW w:type="dxa" w:w="1234"/>
+          </w:tcPr>
+          <w:p>
+            <w:r>
+              <w:t>GB 7258 motor-vehicle safety technical conditions (GB 7258-2017 current; GB 7258-2026 applies from 2027-07-01)</w:t>
+            </w:r>
+          </w:p>
+        </w:tc>
+        <w:tc>
+          <w:tcPr>
+            <w:tcW w:type="dxa" w:w="1234"/>
+          </w:tcPr>
+          <w:p>
+            <w:r>
+              <w:t>SAMR, State Administration for Market Regulation</w:t>
+            </w:r>
+          </w:p>
+        </w:tc>
+        <w:tc>
+          <w:tcPr>
+            <w:tcW w:type="dxa" w:w="1234"/>
+          </w:tcPr>
+          <w:p>
+            <w:r>
+              <w:t>CN</w:t>
+            </w:r>
+          </w:p>
+        </w:tc>
+        <w:tc>
+          <w:tcPr>
+            <w:tcW w:type="dxa" w:w="1234"/>
+          </w:tcPr>
+          <w:p>
+            <w:r>
+              <w:t>https://www.samr.gov.cn/xw/sj/art/2026/art_9b2b3fa425e3461e8dc3bd270b410ceb.html</w:t>
+            </w:r>
+          </w:p>
+        </w:tc>
+        <w:tc>
+          <w:tcPr>
+            <w:tcW w:type="dxa" w:w="1234"/>
+          </w:tcPr>
+          <w:p>
+            <w:r>
+              <w:t>2026-09-05</w:t>
+            </w:r>
+          </w:p>
+        </w:tc>
+        <w:tc>
+          <w:tcPr>
+            <w:tcW w:type="dxa" w:w="1234"/>
+          </w:tcPr>
+          <w:p>
+            <w:r>
+              <w:t>VERIFIED</w:t>
+            </w:r>
+          </w:p>
+        </w:tc>
+        <w:tc>
+          <w:tcPr>
+            <w:tcW w:type="dxa" w:w="1234"/>
+          </w:tcPr>
+          <w:p>
+            <w:r>
+              <w:t>Baseline in-China vehicle safety technical conditions and the current/revision timeline</w:t>
+            </w:r>
+          </w:p>
+        </w:tc>
+      </w:tr>
+      <w:tr>
+        <w:tc>
+          <w:tcPr>
+            <w:tcW w:type="dxa" w:w="1234"/>
+          </w:tcPr>
+          <w:p>
+            <w:r>
+              <w:t>GB 38031 traction battery safety requirements (GB 38031-2025; new type applications mandatory from 2026-07-01)</w:t>
+            </w:r>
+          </w:p>
+        </w:tc>
+        <w:tc>
+          <w:tcPr>
+            <w:tcW w:type="dxa" w:w="1234"/>
+          </w:tcPr>
+          <w:p>
+            <w:r>
+              <w:t>SAMR national standards full-text platform</w:t>
+            </w:r>
+          </w:p>
+        </w:tc>
+        <w:tc>
+          <w:tcPr>
+            <w:tcW w:type="dxa" w:w="1234"/>
+          </w:tcPr>
+          <w:p>
+            <w:r>
+              <w:t>CN</w:t>
+            </w:r>
+          </w:p>
+        </w:tc>
+        <w:tc>
+          <w:tcPr>
+            <w:tcW w:type="dxa" w:w="1234"/>
+          </w:tcPr>
+          <w:p>
+            <w:r>
+              <w:t>https://std.samr.gov.cn/gb/search/gbDetailed?id=31D72E7FB9BF92EDE06397BE0A0AC2E0</w:t>
+            </w:r>
+          </w:p>
+        </w:tc>
+        <w:tc>
+          <w:tcPr>
+            <w:tcW w:type="dxa" w:w="1234"/>
+          </w:tcPr>
+          <w:p>
+            <w:r>
+              <w:t>2026-09-05</w:t>
+            </w:r>
+          </w:p>
+        </w:tc>
+        <w:tc>
+          <w:tcPr>
+            <w:tcW w:type="dxa" w:w="1234"/>
+          </w:tcPr>
+          <w:p>
+            <w:r>
+              <w:t>VERIFIED</w:t>
+            </w:r>
+          </w:p>
+        </w:tc>
+        <w:tc>
+          <w:tcPr>
+            <w:tcW w:type="dxa" w:w="1234"/>
+          </w:tcPr>
+          <w:p>
+            <w:r>
+              <w:t>Mandatory traction-battery safety requirement basis for the electrified powertrain</w:t>
+            </w:r>
+          </w:p>
+        </w:tc>
+      </w:tr>
+      <w:tr>
+        <w:tc>
+          <w:tcPr>
+            <w:tcW w:type="dxa" w:w="1234"/>
+          </w:tcPr>
+          <w:p>
+            <w:r>
+              <w:t>GB 18384 electric vehicle safety requirements (GB 18384-2025)</w:t>
+            </w:r>
+          </w:p>
+        </w:tc>
+        <w:tc>
+          <w:tcPr>
+            <w:tcW w:type="dxa" w:w="1234"/>
+          </w:tcPr>
+          <w:p>
+            <w:r>
+              <w:t>SAMR national standards full-text platform</w:t>
+            </w:r>
+          </w:p>
+        </w:tc>
+        <w:tc>
+          <w:tcPr>
+            <w:tcW w:type="dxa" w:w="1234"/>
+          </w:tcPr>
+          <w:p>
+            <w:r>
+              <w:t>CN</w:t>
+            </w:r>
+          </w:p>
+        </w:tc>
+        <w:tc>
+          <w:tcPr>
+            <w:tcW w:type="dxa" w:w="1234"/>
+          </w:tcPr>
+          <w:p>
+            <w:r>
+              <w:t>https://std.samr.gov.cn/gb/search/gbDetailed?id=473DC30DBF4CC20FE06397BE0A0AD08C</w:t>
+            </w:r>
+          </w:p>
+        </w:tc>
+        <w:tc>
+          <w:tcPr>
+            <w:tcW w:type="dxa" w:w="1234"/>
+          </w:tcPr>
+          <w:p>
+            <w:r>
+              <w:t>2026-09-05</w:t>
+            </w:r>
+          </w:p>
+        </w:tc>
+        <w:tc>
+          <w:tcPr>
+            <w:tcW w:type="dxa" w:w="1234"/>
+          </w:tcPr>
+          <w:p>
+            <w:r>
+              <w:t>VERIFIED</w:t>
+            </w:r>
+          </w:p>
+        </w:tc>
+        <w:tc>
+          <w:tcPr>
+            <w:tcW w:type="dxa" w:w="1234"/>
+          </w:tcPr>
+          <w:p>
+            <w:r>
+              <w:t>Electric-vehicle electrical/functional safety requirement basis</w:t>
+            </w:r>
+          </w:p>
+        </w:tc>
+      </w:tr>
+      <w:tr>
+        <w:tc>
+          <w:tcPr>
+            <w:tcW w:type="dxa" w:w="1234"/>
+          </w:tcPr>
+          <w:p>
+            <w:r>
+              <w:t>GB 18352.6-2016 with amendment XG1-2026 (China-6 light-vehicle pollutant emissions)</w:t>
+            </w:r>
+          </w:p>
+        </w:tc>
+        <w:tc>
+          <w:tcPr>
+            <w:tcW w:type="dxa" w:w="1234"/>
+          </w:tcPr>
+          <w:p>
+            <w:r>
+              <w:t>Ministry of Ecology and Environment (MEE)</w:t>
+            </w:r>
+          </w:p>
+        </w:tc>
+        <w:tc>
+          <w:tcPr>
+            <w:tcW w:type="dxa" w:w="1234"/>
+          </w:tcPr>
+          <w:p>
+            <w:r>
+              <w:t>CN</w:t>
+            </w:r>
+          </w:p>
+        </w:tc>
+        <w:tc>
+          <w:tcPr>
+            <w:tcW w:type="dxa" w:w="1234"/>
+          </w:tcPr>
+          <w:p>
+            <w:r>
+              <w:t>https://www.mee.gov.cn/xxgk2018/xxgk/xxgk01/202604/t20260430_1150676.html</w:t>
+            </w:r>
+          </w:p>
+        </w:tc>
+        <w:tc>
+          <w:tcPr>
+            <w:tcW w:type="dxa" w:w="1234"/>
+          </w:tcPr>
+          <w:p>
+            <w:r>
+              <w:t>2026-09-05</w:t>
+            </w:r>
+          </w:p>
+        </w:tc>
+        <w:tc>
+          <w:tcPr>
+            <w:tcW w:type="dxa" w:w="1234"/>
+          </w:tcPr>
+          <w:p>
+            <w:r>
+              <w:t>VERIFIED</w:t>
+            </w:r>
+          </w:p>
+        </w:tc>
+        <w:tc>
+          <w:tcPr>
+            <w:tcW w:type="dxa" w:w="1234"/>
+          </w:tcPr>
+          <w:p>
+            <w:r>
+              <w:t>China-6 light-vehicle emission stage and the 2026 amendment implementation dates</w:t>
+            </w:r>
+          </w:p>
+        </w:tc>
+      </w:tr>
     </w:tbl>
+    <w:p/>
     <w:p>
       <w:r>
-        <w:rPr>
-          <w:i/>
-        </w:rPr>
-        <w:t>Confidence note: dimensions and range steps are cross-checked across two databases; engine detail, fast-charge time and the 2100 km claim are single-source/factory-claimed. No OEM overseas page captured — Chinese-market reference only.</w:t>
+        <w:t>*Confidence note: dimensions and range steps are cross-checked across two databases; engine detail, fast-charge time and the 2100 km claim are single-source/factory-claimed. No OEM overseas page captured — Chinese-market reference only.*</w:t>
       </w:r>
     </w:p>
     <w:p>
       <w:pPr>
-        <w:pStyle w:val="Heading1"/>
+        <w:pStyle w:val="Heading2"/>
       </w:pPr>
       <w:r>
         <w:t>Editorial Review</w:t>
@@ -2130,8 +2339,8 @@
     <w:qFormat/>
     <w:rsid w:val="00FC693F"/>
     <w:rPr>
-      <w:rFonts w:ascii="Calibri" w:hAnsi="Calibri" w:eastAsia="Calibri"/>
-      <w:sz w:val="22"/>
+      <w:rFonts w:ascii="Calibri" w:hAnsi="Calibri"/>
+      <w:sz w:val="21"/>
     </w:rPr>
   </w:style>
   <w:style w:type="paragraph" w:styleId="Header">
@@ -2193,11 +2402,11 @@
       <w:outlineLvl w:val="0"/>
     </w:pPr>
     <w:rPr>
-      <w:rFonts w:asciiTheme="majorHAnsi" w:eastAsiaTheme="majorEastAsia" w:hAnsiTheme="majorHAnsi" w:cstheme="majorBidi" w:ascii="Calibri" w:hAnsi="Calibri"/>
+      <w:rFonts w:asciiTheme="majorHAnsi" w:eastAsiaTheme="majorEastAsia" w:hAnsiTheme="majorHAnsi" w:cstheme="majorBidi"/>
       <w:b/>
       <w:bCs/>
-      <w:color w:val="1F2A37"/>
-      <w:sz w:val="40"/>
+      <w:color w:val="365F91" w:themeColor="accent1" w:themeShade="BF"/>
+      <w:sz w:val="28"/>
       <w:szCs w:val="28"/>
     </w:rPr>
   </w:style>
@@ -2217,11 +2426,11 @@
       <w:outlineLvl w:val="1"/>
     </w:pPr>
     <w:rPr>
-      <w:rFonts w:asciiTheme="majorHAnsi" w:eastAsiaTheme="majorEastAsia" w:hAnsiTheme="majorHAnsi" w:cstheme="majorBidi" w:ascii="Calibri" w:hAnsi="Calibri"/>
+      <w:rFonts w:asciiTheme="majorHAnsi" w:eastAsiaTheme="majorEastAsia" w:hAnsiTheme="majorHAnsi" w:cstheme="majorBidi"/>
       <w:b/>
       <w:bCs/>
-      <w:color w:val="1F2A37"/>
-      <w:sz w:val="30"/>
+      <w:color w:val="4F81BD" w:themeColor="accent1"/>
+      <w:sz w:val="26"/>
       <w:szCs w:val="26"/>
     </w:rPr>
   </w:style>
@@ -2241,11 +2450,10 @@
       <w:outlineLvl w:val="2"/>
     </w:pPr>
     <w:rPr>
-      <w:rFonts w:asciiTheme="majorHAnsi" w:eastAsiaTheme="majorEastAsia" w:hAnsiTheme="majorHAnsi" w:cstheme="majorBidi" w:ascii="Calibri" w:hAnsi="Calibri"/>
+      <w:rFonts w:asciiTheme="majorHAnsi" w:eastAsiaTheme="majorEastAsia" w:hAnsiTheme="majorHAnsi" w:cstheme="majorBidi"/>
       <w:b/>
       <w:bCs/>
-      <w:color w:val="1F2A37"/>
-      <w:sz w:val="25"/>
+      <w:color w:val="4F81BD" w:themeColor="accent1"/>
     </w:rPr>
   </w:style>
   <w:style w:type="paragraph" w:styleId="Heading4">

--- a/deliveries/2026-09-04/AutoBridge_Daily_2026-09-04/01_Vehicle_Pages/VEH_20260904_02_BYD_QinL_DMi.docx
+++ b/deliveries/2026-09-04/AutoBridge_Daily_2026-09-04/01_Vehicle_Pages/VEH_20260904_02_BYD_QinL_DMi.docx
@@ -828,7 +828,7 @@
         <w:pStyle w:val="ListBullet"/>
       </w:pPr>
       <w:r>
-        <w:t>LICENSE: none secured — no third-party image may be published until rights are cleared</w:t>
+        <w:t>LICENSE_OR_USAGE_BASIS: none secured — no third-party image may be published until rights are cleared</w:t>
       </w:r>
     </w:p>
     <w:p>
@@ -1872,7 +1872,7 @@
         <w:t>Author</w:t>
       </w:r>
       <w:r>
-        <w:t>: AutoBridge Export Editorial Team · [Sourcing Team](/authors/) · method per our [Editorial Policy](/editorial-policy/)</w:t>
+        <w:t>: AutoBridge Export Editorial Team · method per our [Editorial Policy](/editorial-policy/)</w:t>
       </w:r>
     </w:p>
     <w:p>
@@ -1886,16 +1886,7 @@
         <w:t>Last reviewed</w:t>
       </w:r>
       <w:r>
-        <w:t xml:space="preserve">: 2026-09-04 · </w:t>
-      </w:r>
-      <w:r>
-        <w:rPr>
-          <w:b/>
-        </w:rPr>
-        <w:t>Fact sheet version</w:t>
-      </w:r>
-      <w:r>
-        <w:t>: v1.1-2026-09-04</w:t>
+        <w:t>: 2026-09-05</w:t>
       </w:r>
     </w:p>
     <w:p>
@@ -1937,7 +1928,7 @@
         <w:t>Transparency</w:t>
       </w:r>
       <w:r>
-        <w:t>: AI_ASSISTED=true · HUMAN_REVIEWED=false · evidence.first_hand=false · PUBLISH_APPROVED=false</w:t>
+        <w:t>: Prepared with AI assistance and editorially checked by the AutoBridge Export Editorial Team. It is source-based desk research, not first-hand testing; confirm time-sensitive and destination-specific requirements before transacting.</w:t>
       </w:r>
     </w:p>
     <w:p>
@@ -1948,10 +1939,10 @@
         <w:rPr>
           <w:b/>
         </w:rPr>
-        <w:t>Quality gates</w:t>
+        <w:t>Editorial standard</w:t>
       </w:r>
       <w:r>
-        <w:t>: EDITORIAL_QA_PASS=PASS · FACT_SOURCE_PASS=PASS · SEO_PASS=PASS · CODEX_REVIEW_PASS=PENDING · PUBLISH_APPROVED=FALSE until independent sign-off</w:t>
+        <w:t>: Researched and written from the sources listed above (desk research; no first-hand driving, teardown or import is claimed). Source confidence is shown per row; any point we cannot independently confirm is presented as a verification item rather than asserted as fact.</w:t>
       </w:r>
     </w:p>
     <w:p>
@@ -2339,7 +2330,6 @@
     <w:qFormat/>
     <w:rsid w:val="00FC693F"/>
     <w:rPr>
-      <w:rFonts w:ascii="Calibri" w:hAnsi="Calibri"/>
       <w:sz w:val="21"/>
     </w:rPr>
   </w:style>
